--- a/Data/TensorBoards_1.docx
+++ b/Data/TensorBoards_1.docx
@@ -6,11 +6,12 @@
       <w:tblPr>
         <w:tblStyle w:val="a3"/>
         <w:tblW w:w="0" w:type="auto"/>
+        <w:shd w:val="clear" w:color="auto" w:fill="000000" w:themeFill="text1"/>
         <w:tblLook w:val="04A0" w:firstRow="1" w:lastRow="0" w:firstColumn="1" w:lastColumn="0" w:noHBand="0" w:noVBand="1"/>
       </w:tblPr>
       <w:tblGrid>
-        <w:gridCol w:w="4134"/>
-        <w:gridCol w:w="3986"/>
+        <w:gridCol w:w="4118"/>
+        <w:gridCol w:w="3761"/>
       </w:tblGrid>
       <w:tr>
         <w:trPr>
@@ -18,7 +19,8 @@
         </w:trPr>
         <w:tc>
           <w:tcPr>
-            <w:tcW w:w="4106" w:type="dxa"/>
+            <w:tcW w:w="4118" w:type="dxa"/>
+            <w:shd w:val="clear" w:color="auto" w:fill="000000" w:themeFill="text1"/>
           </w:tcPr>
           <w:p>
             <w:r>
@@ -26,9 +28,9 @@
                 <w:noProof/>
               </w:rPr>
               <w:drawing>
-                <wp:inline distT="0" distB="0" distL="0" distR="0" wp14:anchorId="6EBFFFA3" wp14:editId="64DC9363">
-                  <wp:extent cx="2447105" cy="1615223"/>
-                  <wp:effectExtent l="0" t="0" r="0" b="4445"/>
+                <wp:inline distT="0" distB="0" distL="0" distR="0" wp14:anchorId="6EBFFFA3" wp14:editId="36603CA7">
+                  <wp:extent cx="2310640" cy="1525148"/>
+                  <wp:effectExtent l="0" t="0" r="0" b="0"/>
                   <wp:docPr id="1" name="Рисунок 1"/>
                   <wp:cNvGraphicFramePr>
                     <a:graphicFrameLocks xmlns:a="http://schemas.openxmlformats.org/drawingml/2006/main" noChangeAspect="1"/>
@@ -54,7 +56,7 @@
                         <pic:spPr bwMode="auto">
                           <a:xfrm>
                             <a:off x="0" y="0"/>
-                            <a:ext cx="2469028" cy="1629693"/>
+                            <a:ext cx="2343386" cy="1546762"/>
                           </a:xfrm>
                           <a:prstGeom prst="rect">
                             <a:avLst/>
@@ -78,7 +80,8 @@
         </w:tc>
         <w:tc>
           <w:tcPr>
-            <w:tcW w:w="3940" w:type="dxa"/>
+            <w:tcW w:w="3674" w:type="dxa"/>
+            <w:shd w:val="clear" w:color="auto" w:fill="000000" w:themeFill="text1"/>
           </w:tcPr>
           <w:p>
             <w:r>
@@ -86,9 +89,9 @@
                 <w:noProof/>
               </w:rPr>
               <w:drawing>
-                <wp:inline distT="0" distB="0" distL="0" distR="0" wp14:anchorId="72ADBB3F" wp14:editId="1D3B52F7">
-                  <wp:extent cx="2364466" cy="1569504"/>
-                  <wp:effectExtent l="0" t="0" r="0" b="0"/>
+                <wp:inline distT="0" distB="0" distL="0" distR="0" wp14:anchorId="72ADBB3F" wp14:editId="577DDE60">
+                  <wp:extent cx="2243672" cy="1489322"/>
+                  <wp:effectExtent l="0" t="0" r="4445" b="0"/>
                   <wp:docPr id="2" name="Рисунок 2"/>
                   <wp:cNvGraphicFramePr>
                     <a:graphicFrameLocks xmlns:a="http://schemas.openxmlformats.org/drawingml/2006/main" noChangeAspect="1"/>
@@ -114,7 +117,7 @@
                         <pic:spPr bwMode="auto">
                           <a:xfrm>
                             <a:off x="0" y="0"/>
-                            <a:ext cx="2378156" cy="1578591"/>
+                            <a:ext cx="2288046" cy="1518777"/>
                           </a:xfrm>
                           <a:prstGeom prst="rect">
                             <a:avLst/>
@@ -143,7 +146,8 @@
         </w:trPr>
         <w:tc>
           <w:tcPr>
-            <w:tcW w:w="4106" w:type="dxa"/>
+            <w:tcW w:w="4118" w:type="dxa"/>
+            <w:shd w:val="clear" w:color="auto" w:fill="000000" w:themeFill="text1"/>
           </w:tcPr>
           <w:p>
             <w:r>
@@ -151,9 +155,9 @@
                 <w:noProof/>
               </w:rPr>
               <w:drawing>
-                <wp:inline distT="0" distB="0" distL="0" distR="0" wp14:anchorId="762A7E6D" wp14:editId="359D2D86">
-                  <wp:extent cx="2380879" cy="1568868"/>
-                  <wp:effectExtent l="0" t="0" r="635" b="0"/>
+                <wp:inline distT="0" distB="0" distL="0" distR="0" wp14:anchorId="762A7E6D" wp14:editId="34703E20">
+                  <wp:extent cx="2343493" cy="1568451"/>
+                  <wp:effectExtent l="0" t="0" r="0" b="0"/>
                   <wp:docPr id="3" name="Рисунок 3"/>
                   <wp:cNvGraphicFramePr>
                     <a:graphicFrameLocks xmlns:a="http://schemas.openxmlformats.org/drawingml/2006/main" noChangeAspect="1"/>
@@ -173,13 +177,13 @@
                               </a:ext>
                             </a:extLst>
                           </a:blip>
-                          <a:srcRect l="5371" t="4975" r="8103"/>
+                          <a:srcRect l="5370" t="4975" r="9439"/>
                           <a:stretch/>
                         </pic:blipFill>
                         <pic:spPr bwMode="auto">
                           <a:xfrm>
                             <a:off x="0" y="0"/>
-                            <a:ext cx="2399281" cy="1580994"/>
+                            <a:ext cx="2378274" cy="1591729"/>
                           </a:xfrm>
                           <a:prstGeom prst="rect">
                             <a:avLst/>
@@ -203,7 +207,8 @@
         </w:tc>
         <w:tc>
           <w:tcPr>
-            <w:tcW w:w="3940" w:type="dxa"/>
+            <w:tcW w:w="3674" w:type="dxa"/>
+            <w:shd w:val="clear" w:color="auto" w:fill="000000" w:themeFill="text1"/>
           </w:tcPr>
           <w:p>
             <w:r>
@@ -211,9 +216,9 @@
                 <w:noProof/>
               </w:rPr>
               <w:drawing>
-                <wp:inline distT="0" distB="0" distL="0" distR="0" wp14:anchorId="73EF42E9" wp14:editId="00DF275D">
-                  <wp:extent cx="2145939" cy="1487520"/>
-                  <wp:effectExtent l="0" t="0" r="6985" b="0"/>
+                <wp:inline distT="0" distB="0" distL="0" distR="0" wp14:anchorId="73EF42E9" wp14:editId="30460866">
+                  <wp:extent cx="2251227" cy="1560503"/>
+                  <wp:effectExtent l="0" t="0" r="0" b="1905"/>
                   <wp:docPr id="4" name="Рисунок 4"/>
                   <wp:cNvGraphicFramePr>
                     <a:graphicFrameLocks xmlns:a="http://schemas.openxmlformats.org/drawingml/2006/main" noChangeAspect="1"/>
@@ -239,7 +244,7 @@
                         <pic:spPr bwMode="auto">
                           <a:xfrm>
                             <a:off x="0" y="0"/>
-                            <a:ext cx="2158842" cy="1496464"/>
+                            <a:ext cx="2281749" cy="1581660"/>
                           </a:xfrm>
                           <a:prstGeom prst="rect">
                             <a:avLst/>
@@ -265,8 +270,9 @@
       <w:tr>
         <w:tc>
           <w:tcPr>
-            <w:tcW w:w="8048" w:type="dxa"/>
+            <w:tcW w:w="7792" w:type="dxa"/>
             <w:gridSpan w:val="2"/>
+            <w:shd w:val="clear" w:color="auto" w:fill="000000" w:themeFill="text1"/>
           </w:tcPr>
           <w:p>
             <w:pPr>
@@ -277,9 +283,9 @@
                 <w:noProof/>
               </w:rPr>
               <w:drawing>
-                <wp:inline distT="0" distB="0" distL="0" distR="0" wp14:anchorId="3FB03519" wp14:editId="6AC006E7">
-                  <wp:extent cx="5019492" cy="3214089"/>
-                  <wp:effectExtent l="0" t="0" r="0" b="5715"/>
+                <wp:inline distT="0" distB="0" distL="0" distR="0" wp14:anchorId="3FB03519" wp14:editId="3A86FCBF">
+                  <wp:extent cx="4774592" cy="3057273"/>
+                  <wp:effectExtent l="0" t="0" r="6985" b="0"/>
                   <wp:docPr id="5" name="Рисунок 5"/>
                   <wp:cNvGraphicFramePr>
                     <a:graphicFrameLocks xmlns:a="http://schemas.openxmlformats.org/drawingml/2006/main" noChangeAspect="1"/>
@@ -305,7 +311,7 @@
                         <pic:spPr bwMode="auto">
                           <a:xfrm>
                             <a:off x="0" y="0"/>
-                            <a:ext cx="5019492" cy="3214089"/>
+                            <a:ext cx="4793490" cy="3069374"/>
                           </a:xfrm>
                           <a:prstGeom prst="rect">
                             <a:avLst/>
